--- a/Assignment_2.docx
+++ b/Assignment_2.docx
@@ -42,6 +42,72 @@
         <w:t xml:space="preserve">head(clean_data)</w:t>
       </w:r>
     </w:p>
+    <w:bookmarkStart w:id="20" w:name="data-cleaning"/>
+    <w:p>
+      <w:pPr>
+        <w:pStyle w:val="Heading2"/>
+      </w:pPr>
+      <w:r>
+        <w:t xml:space="preserve">Data Cleaning</w:t>
+      </w:r>
+    </w:p>
+    <w:p>
+      <w:pPr>
+        <w:pStyle w:val="FirstParagraph"/>
+      </w:pPr>
+      <w:r>
+        <w:t xml:space="preserve">This dataset contains</w:t>
+      </w:r>
+      <w:r>
+        <w:t xml:space="preserve"> </w:t>
+      </w:r>
+      <w:r>
+        <w:rPr>
+          <w:i/>
+          <w:iCs/>
+        </w:rPr>
+        <w:t xml:space="preserve">air quality measurements</w:t>
+      </w:r>
+      <w:r>
+        <w:t xml:space="preserve"> </w:t>
+      </w:r>
+      <w:r>
+        <w:t xml:space="preserve">such as ozone levels, wind, and temperature.</w:t>
+      </w:r>
+    </w:p>
+    <w:p>
+      <w:pPr>
+        <w:pStyle w:val="BodyText"/>
+      </w:pPr>
+      <w:r>
+        <w:t xml:space="preserve">We used</w:t>
+      </w:r>
+      <w:r>
+        <w:t xml:space="preserve"> </w:t>
+      </w:r>
+      <w:r>
+        <w:rPr>
+          <w:b/>
+          <w:bCs/>
+        </w:rPr>
+        <w:t xml:space="preserve">complete.cases()</w:t>
+      </w:r>
+      <w:r>
+        <w:t xml:space="preserve"> </w:t>
+      </w:r>
+      <w:r>
+        <w:t xml:space="preserve">to remove rows with missing values and create a clean dataset for analysis.</w:t>
+      </w:r>
+    </w:p>
+    <w:p>
+      <w:pPr>
+        <w:pStyle w:val="BodyText"/>
+      </w:pPr>
+      <w:r>
+        <w:t xml:space="preserve">The cleaned dataset is shown below.</w:t>
+      </w:r>
+    </w:p>
+    <w:bookmarkEnd w:id="20"/>
     <w:sectPr>
       <w:footnotePr>
         <w:numRestart w:val="eachSect"/>
